--- a/_site/r/2022-11-07-04-modelo-de-machine-learning-i-analisis-exploratorio/index.docx
+++ b/_site/r/2022-11-07-04-modelo-de-machine-learning-i-analisis-exploratorio/index.docx
@@ -217,7 +217,7 @@
         <w:t xml:space="preserve">Palabras clave</w:t>
       </w:r>
       <w:r>
-        <w:t xml:space="preserve">: keyword1, keyword2</w:t>
+        <w:t xml:space="preserve">:</w:t>
       </w:r>
     </w:p>
     <w:p>
